--- a/docs/final_report.docx
+++ b/docs/final_report.docx
@@ -108,6 +108,7 @@
     </w:p>
     <w:tbl>
       <w:tblPr>
+        <w:bidiVisual w:val="0"/>
         <w:tblW w:type="pct" w:w="100%"/>
         <w:tblBorders>
           <w:top w:val="single" w:color="E0A800" w:sz="4"/>
@@ -179,6 +180,7 @@
     </w:p>
     <w:tbl>
       <w:tblPr>
+        <w:bidiVisual w:val="0"/>
         <w:tblW w:type="dxa" w:w="9000"/>
         <w:tblBorders>
           <w:top w:val="single" w:color="CBD3E8" w:sz="2"/>
@@ -856,6 +858,7 @@
     </w:p>
     <w:tbl>
       <w:tblPr>
+        <w:bidiVisual w:val="0"/>
         <w:tblW w:type="dxa" w:w="9000"/>
         <w:tblBorders>
           <w:top w:val="single" w:color="CBD3E8" w:sz="2"/>
@@ -1495,6 +1498,7 @@
     </w:p>
     <w:tbl>
       <w:tblPr>
+        <w:bidiVisual w:val="0"/>
         <w:tblW w:type="dxa" w:w="9000"/>
         <w:tblBorders>
           <w:top w:val="single" w:color="CBD3E8" w:sz="2"/>
@@ -2126,6 +2130,7 @@
     </w:p>
     <w:tbl>
       <w:tblPr>
+        <w:bidiVisual w:val="0"/>
         <w:tblW w:type="dxa" w:w="9000"/>
         <w:tblBorders>
           <w:top w:val="single" w:color="CBD3E8" w:sz="2"/>
@@ -2741,6 +2746,7 @@
     </w:p>
     <w:tbl>
       <w:tblPr>
+        <w:bidiVisual w:val="0"/>
         <w:tblW w:type="pct" w:w="100%"/>
         <w:tblBorders>
           <w:top w:val="single" w:color="E0A800" w:sz="4"/>
